--- a/Novenas Mamá/Novena Virgen del Rosario lajas.docx
+++ b/Novenas Mamá/Novena Virgen del Rosario lajas.docx
@@ -65,25 +65,7 @@
           <w:sz w:val="56"/>
           <w:szCs w:val="56"/>
         </w:rPr>
-        <w:t xml:space="preserve"> Teresa de </w:t>
-      </w:r>
-      <w:r>
-        <w:rPr>
-          <w:rFonts w:ascii="Rastanty Cortez" w:hAnsi="Rastanty Cortez"/>
-          <w:bCs/>
-          <w:sz w:val="56"/>
-          <w:szCs w:val="56"/>
-        </w:rPr>
-        <w:t>Jesús</w:t>
-      </w:r>
-      <w:r>
-        <w:rPr>
-          <w:rFonts w:ascii="Rastanty Cortez" w:hAnsi="Rastanty Cortez"/>
-          <w:bCs/>
-          <w:sz w:val="56"/>
-          <w:szCs w:val="56"/>
-        </w:rPr>
-        <w:t xml:space="preserve"> Guerrero Molina</w:t>
+        <w:t xml:space="preserve"> Teresa de Jesús Guerrero Molina</w:t>
       </w:r>
     </w:p>
     <w:p>
@@ -459,29 +441,7 @@
           <w:sz w:val="24"/>
           <w:szCs w:val="24"/>
         </w:rPr>
-        <w:t xml:space="preserve">"Ella a todos escucha, a nadie deja, a todos mima, a </w:t>
-      </w:r>
-      <w:proofErr w:type="gramStart"/>
-      <w:r>
-        <w:rPr>
-          <w:rFonts w:ascii="Aptos Serif" w:hAnsi="Aptos Serif" w:cs="Aptos Serif"/>
-          <w:i/>
-          <w:iCs/>
-          <w:sz w:val="24"/>
-          <w:szCs w:val="24"/>
-        </w:rPr>
-        <w:t>todos alboroza</w:t>
-      </w:r>
-      <w:proofErr w:type="gramEnd"/>
-      <w:r>
-        <w:rPr>
-          <w:rFonts w:ascii="Aptos Serif" w:hAnsi="Aptos Serif" w:cs="Aptos Serif"/>
-          <w:i/>
-          <w:iCs/>
-          <w:sz w:val="24"/>
-          <w:szCs w:val="24"/>
-        </w:rPr>
-        <w:t>.</w:t>
+        <w:t>"Ella a todos escucha, a nadie deja, a todos mima, a todos alboroza.</w:t>
       </w:r>
     </w:p>
     <w:p>
@@ -715,25 +675,7 @@
           <w:sz w:val="24"/>
           <w:szCs w:val="24"/>
         </w:rPr>
-        <w:t xml:space="preserve">Madre mía de Las Lajas, con la confianza más grande y con el amor más puro me llego a vuestros pies; Yo sé que en la ternura de vuestro regazo el afligido encuentra consuelo; el desvalido un auxilio; el enfermo el remedio; el pobre mil esperanzas y perdón el pecador. Yo sé que a ninguno desoyes, Yo sé que a todos   escuchas y que quisiste venir hasta esta roca bendita para acompañarnos, ayudarnos mientras peregrinamos por la tierra; atiende, pues, </w:t>
-      </w:r>
-      <w:proofErr w:type="gramStart"/>
-      <w:r>
-        <w:rPr>
-          <w:rFonts w:ascii="Aptos Serif" w:hAnsi="Aptos Serif" w:cs="Aptos Serif"/>
-          <w:sz w:val="24"/>
-          <w:szCs w:val="24"/>
-        </w:rPr>
-        <w:t>oh</w:t>
-      </w:r>
-      <w:proofErr w:type="gramEnd"/>
-      <w:r>
-        <w:rPr>
-          <w:rFonts w:ascii="Aptos Serif" w:hAnsi="Aptos Serif" w:cs="Aptos Serif"/>
-          <w:sz w:val="24"/>
-          <w:szCs w:val="24"/>
-        </w:rPr>
-        <w:t xml:space="preserve"> Madre mía de Las Lajas, los ruegos y plegarias que os </w:t>
+        <w:t xml:space="preserve">Madre mía de Las Lajas, con la confianza más grande y con el amor más puro me llego a vuestros pies; Yo sé que en la ternura de vuestro regazo el afligido encuentra consuelo; el desvalido un auxilio; el enfermo el remedio; el pobre mil esperanzas y perdón el pecador. Yo sé que a ninguno desoyes, Yo sé que a todos   escuchas y que quisiste venir hasta esta roca bendita para acompañarnos, ayudarnos mientras peregrinamos por la tierra; atiende, pues, oh Madre mía de Las Lajas, los ruegos y plegarias que os </w:t>
       </w:r>
       <w:r>
         <w:rPr>
@@ -6963,7 +6905,7 @@
           <w:noProof/>
         </w:rPr>
         <w:drawing>
-          <wp:anchor distT="0" distB="0" distL="114300" distR="114300" simplePos="0" relativeHeight="251664896" behindDoc="1" locked="0" layoutInCell="1" allowOverlap="1" wp14:anchorId="4397E739" wp14:editId="38C202F3">
+          <wp:anchor distT="0" distB="0" distL="114300" distR="114300" simplePos="0" relativeHeight="251664896" behindDoc="1" locked="0" layoutInCell="1" allowOverlap="1" wp14:anchorId="4397E739" wp14:editId="5E3C7BEC">
             <wp:simplePos x="0" y="0"/>
             <wp:positionH relativeFrom="column">
               <wp:posOffset>34980</wp:posOffset>
@@ -7574,23 +7516,13 @@
           <w:szCs w:val="24"/>
         </w:rPr>
       </w:pPr>
-      <w:proofErr w:type="gramStart"/>
-      <w:r>
-        <w:rPr>
-          <w:rFonts w:ascii="Aptos Serif" w:hAnsi="Aptos Serif" w:cs="Aptos Serif"/>
-          <w:sz w:val="24"/>
-          <w:szCs w:val="24"/>
-        </w:rPr>
-        <w:t>Cuán distinto y cuán hermoso</w:t>
-      </w:r>
-      <w:proofErr w:type="gramEnd"/>
-      <w:r>
-        <w:rPr>
-          <w:rFonts w:ascii="Aptos Serif" w:hAnsi="Aptos Serif" w:cs="Aptos Serif"/>
-          <w:sz w:val="24"/>
-          <w:szCs w:val="24"/>
-        </w:rPr>
-        <w:t xml:space="preserve"> </w:t>
+      <w:r>
+        <w:rPr>
+          <w:rFonts w:ascii="Aptos Serif" w:hAnsi="Aptos Serif" w:cs="Aptos Serif"/>
+          <w:sz w:val="24"/>
+          <w:szCs w:val="24"/>
+        </w:rPr>
+        <w:t xml:space="preserve">Cuán distinto y cuán hermoso </w:t>
       </w:r>
       <w:r>
         <w:rPr>
@@ -7608,41 +7540,37 @@
         </w:rPr>
         <w:t xml:space="preserve">po que se pasa </w:t>
       </w:r>
-      <w:proofErr w:type="spellStart"/>
-      <w:r>
-        <w:rPr>
-          <w:rFonts w:ascii="Aptos Serif" w:hAnsi="Aptos Serif" w:cs="Aptos Serif"/>
-          <w:sz w:val="24"/>
-          <w:szCs w:val="24"/>
-        </w:rPr>
-        <w:t>rn</w:t>
-      </w:r>
-      <w:proofErr w:type="spellEnd"/>
-      <w:r>
-        <w:rPr>
-          <w:rFonts w:ascii="Aptos Serif" w:hAnsi="Aptos Serif" w:cs="Aptos Serif"/>
-          <w:sz w:val="24"/>
-          <w:szCs w:val="24"/>
-        </w:rPr>
-        <w:t xml:space="preserve"> </w:t>
-      </w:r>
-      <w:proofErr w:type="spellStart"/>
-      <w:r>
-        <w:rPr>
-          <w:rFonts w:ascii="Aptos Serif" w:hAnsi="Aptos Serif" w:cs="Aptos Serif"/>
-          <w:sz w:val="24"/>
-          <w:szCs w:val="24"/>
-        </w:rPr>
-        <w:t>rl</w:t>
-      </w:r>
-      <w:proofErr w:type="spellEnd"/>
-      <w:r>
-        <w:rPr>
-          <w:rFonts w:ascii="Aptos Serif" w:hAnsi="Aptos Serif" w:cs="Aptos Serif"/>
-          <w:sz w:val="24"/>
-          <w:szCs w:val="24"/>
-        </w:rPr>
-        <w:t xml:space="preserve"> Santuario de las Lajas. Nueva vida alienta</w:t>
+      <w:r>
+        <w:rPr>
+          <w:rFonts w:ascii="Aptos Serif" w:hAnsi="Aptos Serif" w:cs="Aptos Serif"/>
+          <w:sz w:val="24"/>
+          <w:szCs w:val="24"/>
+        </w:rPr>
+        <w:t>e</w:t>
+      </w:r>
+      <w:r>
+        <w:rPr>
+          <w:rFonts w:ascii="Aptos Serif" w:hAnsi="Aptos Serif" w:cs="Aptos Serif"/>
+          <w:sz w:val="24"/>
+          <w:szCs w:val="24"/>
+        </w:rPr>
+        <w:t xml:space="preserve">n </w:t>
+      </w:r>
+      <w:r>
+        <w:rPr>
+          <w:rFonts w:ascii="Aptos Serif" w:hAnsi="Aptos Serif" w:cs="Aptos Serif"/>
+          <w:sz w:val="24"/>
+          <w:szCs w:val="24"/>
+        </w:rPr>
+        <w:t>e</w:t>
+      </w:r>
+      <w:r>
+        <w:rPr>
+          <w:rFonts w:ascii="Aptos Serif" w:hAnsi="Aptos Serif" w:cs="Aptos Serif"/>
+          <w:sz w:val="24"/>
+          <w:szCs w:val="24"/>
+        </w:rPr>
+        <w:t>l Santuario de las Lajas. Nueva vida alienta</w:t>
       </w:r>
       <w:r>
         <w:rPr>
@@ -7725,7 +7653,7 @@
           <w:noProof/>
         </w:rPr>
         <w:drawing>
-          <wp:anchor distT="0" distB="0" distL="114300" distR="114300" simplePos="0" relativeHeight="251662848" behindDoc="1" locked="0" layoutInCell="1" allowOverlap="1" wp14:anchorId="6BDF5547" wp14:editId="294AE1B7">
+          <wp:anchor distT="0" distB="0" distL="114300" distR="114300" simplePos="0" relativeHeight="251662848" behindDoc="1" locked="0" layoutInCell="1" allowOverlap="1" wp14:anchorId="6BDF5547" wp14:editId="0BE4A938">
             <wp:simplePos x="0" y="0"/>
             <wp:positionH relativeFrom="column">
               <wp:posOffset>-4777</wp:posOffset>
@@ -9401,7 +9329,7 @@
           <w:noProof/>
         </w:rPr>
         <w:drawing>
-          <wp:anchor distT="0" distB="0" distL="114300" distR="114300" simplePos="0" relativeHeight="251660800" behindDoc="1" locked="0" layoutInCell="1" allowOverlap="1" wp14:anchorId="33DD866A" wp14:editId="0313CA77">
+          <wp:anchor distT="0" distB="0" distL="114300" distR="114300" simplePos="0" relativeHeight="251660800" behindDoc="1" locked="0" layoutInCell="1" allowOverlap="1" wp14:anchorId="33DD866A" wp14:editId="02D3A16E">
             <wp:simplePos x="0" y="0"/>
             <wp:positionH relativeFrom="column">
               <wp:posOffset>3175</wp:posOffset>
@@ -12350,23 +12278,7 @@
           <w:sz w:val="24"/>
           <w:szCs w:val="24"/>
         </w:rPr>
-        <w:t xml:space="preserve">En 1769 Fray Luis Herrero da licencia a Manuel Ribera para la colecta de limosnas en Colombia y Ecuador. El 21 de </w:t>
-      </w:r>
-      <w:r>
-        <w:rPr>
-          <w:rFonts w:ascii="Aptos Serif" w:hAnsi="Aptos Serif" w:cs="Aptos Serif"/>
-          <w:sz w:val="24"/>
-          <w:szCs w:val="24"/>
-        </w:rPr>
-        <w:t>abril</w:t>
-      </w:r>
-      <w:r>
-        <w:rPr>
-          <w:rFonts w:ascii="Aptos Serif" w:hAnsi="Aptos Serif" w:cs="Aptos Serif"/>
-          <w:sz w:val="24"/>
-          <w:szCs w:val="24"/>
-        </w:rPr>
-        <w:t xml:space="preserve"> de 1769 Eusebio Mejía y Navarro (Cura Obrero) inicia la construcción del segundo templo que termino 7 años más tarde.</w:t>
+        <w:t>En 1769 Fray Luis Herrero da licencia a Manuel Ribera para la colecta de limosnas en Colombia y Ecuador. El 21 de abril de 1769 Eusebio Mejía y Navarro (Cura Obrero) inicia la construcción del segundo templo que termino 7 años más tarde.</w:t>
       </w:r>
     </w:p>
     <w:p>
@@ -12539,25 +12451,7 @@
           <w:sz w:val="24"/>
           <w:szCs w:val="24"/>
         </w:rPr>
-        <w:t xml:space="preserve">El 1 de enero de 1916 se </w:t>
-      </w:r>
-      <w:proofErr w:type="gramStart"/>
-      <w:r>
-        <w:rPr>
-          <w:rFonts w:ascii="Aptos Serif" w:hAnsi="Aptos Serif" w:cs="Aptos Serif"/>
-          <w:sz w:val="24"/>
-          <w:szCs w:val="24"/>
-        </w:rPr>
-        <w:t>da inicio a</w:t>
-      </w:r>
-      <w:proofErr w:type="gramEnd"/>
-      <w:r>
-        <w:rPr>
-          <w:rFonts w:ascii="Aptos Serif" w:hAnsi="Aptos Serif" w:cs="Aptos Serif"/>
-          <w:sz w:val="24"/>
-          <w:szCs w:val="24"/>
-        </w:rPr>
-        <w:t xml:space="preserve"> la bendición de la primera piedra del actual templo, participan de su construcción los capellanes: José María Cabrera, Ángel María Chamorro, Justino C. Mejía y Mejía y los arquitectos </w:t>
+        <w:t xml:space="preserve">El 1 de enero de 1916 se da inicio a la bendición de la primera piedra del actual templo, participan de su construcción los capellanes: José María Cabrera, Ángel María Chamorro, Justino C. Mejía y Mejía y los arquitectos </w:t>
       </w:r>
       <w:proofErr w:type="spellStart"/>
       <w:r>
